--- a/templates/Modèle Général Français.docx
+++ b/templates/Modèle Général Français.docx
@@ -7,47 +7,25 @@
         <w:pStyle w:val="13"/>
         <w:bidi w:val="0"/>
         <w:rPr>
-          <w:rFonts w:hint="default"/>
+          <w:rFonts w:hint="eastAsia"/>
           <w:lang w:val="en-US" w:eastAsia="zh-CN"/>
         </w:rPr>
       </w:pPr>
       <w:r>
-        <w:rPr>
-          <w:rFonts w:hint="default"/>
-          <w:lang w:val="en-US" w:eastAsia="zh-CN"/>
-        </w:rPr>
         <w:t>{{Titre}}</w:t>
-      </w:r>
-      <w:bookmarkStart w:id="0" w:name="_GoBack"/>
-      <w:bookmarkEnd w:id="0"/>
-    </w:p>
-    <w:p>
-      <w:pPr>
-        <w:pStyle w:val="35"/>
-        <w:bidi w:val="0"/>
-        <w:rPr>
-          <w:rFonts w:hint="default"/>
-          <w:lang w:val="en-US" w:eastAsia="zh-CN"/>
-        </w:rPr>
-      </w:pPr>
-      <w:r>
-        <w:rPr>
-          <w:rFonts w:hint="default"/>
-          <w:lang w:val="en-US" w:eastAsia="zh-CN"/>
-        </w:rPr>
-        <w:t>{{Corps}}</w:t>
       </w:r>
     </w:p>
     <w:p>
       <w:pPr>
-        <w:pStyle w:val="35"/>
+        <w:pStyle w:val="18"/>
         <w:bidi w:val="0"/>
-        <w:rPr>
-          <w:rFonts w:hint="default"/>
-          <w:lang w:val="en-US" w:eastAsia="zh-CN"/>
-        </w:rPr>
       </w:pPr>
+      <w:bookmarkStart w:id="0" w:name="_GoBack"/>
+      <w:r>
+        <w:t>{{Corps}}</w:t>
+      </w:r>
     </w:p>
+    <w:bookmarkEnd w:id="0"/>
     <w:sectPr>
       <w:pgSz w:w="11906" w:h="16838"/>
       <w:pgMar w:top="1440" w:right="1800" w:bottom="1440" w:left="1800" w:header="851" w:footer="992" w:gutter="0"/>
@@ -98,7 +76,7 @@
     <w:lsdException w:unhideWhenUsed="0" w:uiPriority="0" w:semiHidden="0" w:name="toc 8"/>
     <w:lsdException w:unhideWhenUsed="0" w:uiPriority="0" w:semiHidden="0" w:name="toc 9"/>
     <w:lsdException w:unhideWhenUsed="0" w:uiPriority="0" w:semiHidden="0" w:name="Normal Indent"/>
-    <w:lsdException w:qFormat="1" w:uiPriority="99" w:name="footnote text"/>
+    <w:lsdException w:uiPriority="99" w:name="footnote text"/>
     <w:lsdException w:unhideWhenUsed="0" w:uiPriority="0" w:semiHidden="0" w:name="annotation text"/>
     <w:lsdException w:unhideWhenUsed="0" w:uiPriority="0" w:semiHidden="0" w:name="header"/>
     <w:lsdException w:unhideWhenUsed="0" w:uiPriority="0" w:semiHidden="0" w:name="footer"/>
@@ -107,12 +85,12 @@
     <w:lsdException w:unhideWhenUsed="0" w:uiPriority="0" w:semiHidden="0" w:name="table of figures"/>
     <w:lsdException w:unhideWhenUsed="0" w:uiPriority="0" w:semiHidden="0" w:name="envelope address"/>
     <w:lsdException w:unhideWhenUsed="0" w:uiPriority="0" w:semiHidden="0" w:name="envelope return"/>
-    <w:lsdException w:qFormat="1" w:uiPriority="99" w:name="footnote reference"/>
+    <w:lsdException w:uiPriority="99" w:name="footnote reference"/>
     <w:lsdException w:unhideWhenUsed="0" w:uiPriority="0" w:semiHidden="0" w:name="annotation reference"/>
     <w:lsdException w:unhideWhenUsed="0" w:uiPriority="0" w:semiHidden="0" w:name="line number"/>
     <w:lsdException w:unhideWhenUsed="0" w:uiPriority="0" w:semiHidden="0" w:name="page number"/>
     <w:lsdException w:qFormat="1" w:uiPriority="99" w:name="endnote reference"/>
-    <w:lsdException w:qFormat="1" w:uiPriority="99" w:semiHidden="0" w:name="endnote text"/>
+    <w:lsdException w:uiPriority="99" w:semiHidden="0" w:name="endnote text"/>
     <w:lsdException w:unhideWhenUsed="0" w:uiPriority="0" w:semiHidden="0" w:name="table of authorities"/>
     <w:lsdException w:unhideWhenUsed="0" w:uiPriority="0" w:semiHidden="0" w:name="macro"/>
     <w:lsdException w:unhideWhenUsed="0" w:uiPriority="0" w:semiHidden="0" w:name="toa heading"/>
@@ -537,7 +515,6 @@
     <w:name w:val="endnote text"/>
     <w:basedOn w:val="1"/>
     <w:unhideWhenUsed/>
-    <w:qFormat/>
     <w:uiPriority w:val="99"/>
     <w:pPr>
       <w:snapToGrid w:val="0"/>
@@ -553,7 +530,6 @@
     <w:basedOn w:val="1"/>
     <w:semiHidden/>
     <w:unhideWhenUsed/>
-    <w:qFormat/>
     <w:uiPriority w:val="99"/>
     <w:pPr>
       <w:snapToGrid w:val="0"/>
@@ -596,193 +572,28 @@
     <w:basedOn w:val="15"/>
     <w:semiHidden/>
     <w:unhideWhenUsed/>
-    <w:qFormat/>
     <w:uiPriority w:val="99"/>
     <w:rPr>
       <w:vertAlign w:val="superscript"/>
     </w:rPr>
   </w:style>
   <w:style w:type="paragraph" w:customStyle="1" w:styleId="18">
-    <w:name w:val="Citation 1"/>
-    <w:basedOn w:val="1"/>
-    <w:next w:val="1"/>
-    <w:qFormat/>
-    <w:uiPriority w:val="29"/>
-    <w:pPr>
-      <w:pBdr>
-        <w:left w:val="single" w:color="CCCCCC" w:sz="24" w:space="12"/>
-      </w:pBdr>
-      <w:shd w:val="clear" w:color="auto" w:fill="F5F5F5"/>
-      <w:spacing w:before="120" w:after="120"/>
-      <w:ind w:left="480" w:right="480" w:firstLine="0"/>
-    </w:pPr>
-    <w:rPr>
-      <w:color w:val="666666"/>
-      <w:sz w:val="21"/>
-      <w:szCs w:val="21"/>
+    <w:name w:val="Paragraphe du corps"/>
+    <w:basedOn w:val="1"/>
+    <w:qFormat/>
+    <w:uiPriority w:val="1"/>
+    <w:pPr>
+      <w:spacing w:after="120"/>
+      <w:ind w:firstLine="0"/>
+      <w:jc w:val="left"/>
+    </w:pPr>
+    <w:rPr>
+      <w:rFonts w:ascii="Times New Roman" w:hAnsi="Times New Roman" w:eastAsia="宋体"/>
+      <w:sz w:val="24"/>
+      <w:szCs w:val="24"/>
     </w:rPr>
   </w:style>
   <w:style w:type="paragraph" w:customStyle="1" w:styleId="19">
-    <w:name w:val="Citation 2"/>
-    <w:basedOn w:val="1"/>
-    <w:next w:val="1"/>
-    <w:qFormat/>
-    <w:uiPriority w:val="29"/>
-    <w:pPr>
-      <w:pBdr>
-        <w:left w:val="single" w:color="C1C1C1" w:sz="24" w:space="12"/>
-      </w:pBdr>
-      <w:shd w:val="clear" w:color="auto" w:fill="F5F5F5"/>
-      <w:spacing w:before="120" w:after="120"/>
-      <w:ind w:left="720" w:right="480" w:firstLine="0"/>
-    </w:pPr>
-    <w:rPr>
-      <w:color w:val="666666"/>
-      <w:sz w:val="21"/>
-      <w:szCs w:val="21"/>
-    </w:rPr>
-  </w:style>
-  <w:style w:type="paragraph" w:customStyle="1" w:styleId="20">
-    <w:name w:val="Citation 3"/>
-    <w:basedOn w:val="1"/>
-    <w:next w:val="1"/>
-    <w:qFormat/>
-    <w:uiPriority w:val="29"/>
-    <w:pPr>
-      <w:pBdr>
-        <w:left w:val="single" w:color="B6B6B6" w:sz="24" w:space="12"/>
-      </w:pBdr>
-      <w:shd w:val="clear" w:color="auto" w:fill="F5F5F5"/>
-      <w:spacing w:before="120" w:after="120"/>
-      <w:ind w:left="960" w:right="480" w:firstLine="0"/>
-    </w:pPr>
-    <w:rPr>
-      <w:color w:val="666666"/>
-      <w:sz w:val="21"/>
-      <w:szCs w:val="21"/>
-    </w:rPr>
-  </w:style>
-  <w:style w:type="paragraph" w:customStyle="1" w:styleId="21">
-    <w:name w:val="Citation 4"/>
-    <w:basedOn w:val="1"/>
-    <w:next w:val="1"/>
-    <w:qFormat/>
-    <w:uiPriority w:val="29"/>
-    <w:pPr>
-      <w:pBdr>
-        <w:left w:val="single" w:color="ABABAB" w:sz="24" w:space="12"/>
-      </w:pBdr>
-      <w:shd w:val="clear" w:color="auto" w:fill="F5F5F5"/>
-      <w:spacing w:before="120" w:after="120"/>
-      <w:ind w:left="1200" w:right="480" w:firstLine="0"/>
-    </w:pPr>
-    <w:rPr>
-      <w:color w:val="666666"/>
-      <w:sz w:val="21"/>
-      <w:szCs w:val="21"/>
-    </w:rPr>
-  </w:style>
-  <w:style w:type="paragraph" w:customStyle="1" w:styleId="22">
-    <w:name w:val="Citation 5"/>
-    <w:basedOn w:val="1"/>
-    <w:next w:val="1"/>
-    <w:qFormat/>
-    <w:uiPriority w:val="29"/>
-    <w:pPr>
-      <w:pBdr>
-        <w:left w:val="single" w:color="A0A0A0" w:sz="24" w:space="12"/>
-      </w:pBdr>
-      <w:shd w:val="clear" w:color="auto" w:fill="F5F5F5"/>
-      <w:spacing w:before="120" w:after="120"/>
-      <w:ind w:left="1440" w:right="480" w:firstLine="0"/>
-    </w:pPr>
-    <w:rPr>
-      <w:color w:val="666666"/>
-      <w:sz w:val="21"/>
-      <w:szCs w:val="21"/>
-    </w:rPr>
-  </w:style>
-  <w:style w:type="paragraph" w:customStyle="1" w:styleId="23">
-    <w:name w:val="Citation 6"/>
-    <w:basedOn w:val="1"/>
-    <w:next w:val="1"/>
-    <w:qFormat/>
-    <w:uiPriority w:val="29"/>
-    <w:pPr>
-      <w:pBdr>
-        <w:left w:val="single" w:color="959595" w:sz="24" w:space="12"/>
-      </w:pBdr>
-      <w:shd w:val="clear" w:color="auto" w:fill="F5F5F5"/>
-      <w:spacing w:before="120" w:after="120"/>
-      <w:ind w:left="1680" w:right="480" w:firstLine="0"/>
-    </w:pPr>
-    <w:rPr>
-      <w:color w:val="666666"/>
-      <w:sz w:val="21"/>
-      <w:szCs w:val="21"/>
-    </w:rPr>
-  </w:style>
-  <w:style w:type="paragraph" w:customStyle="1" w:styleId="24">
-    <w:name w:val="Citation 7"/>
-    <w:basedOn w:val="1"/>
-    <w:next w:val="1"/>
-    <w:qFormat/>
-    <w:uiPriority w:val="29"/>
-    <w:pPr>
-      <w:pBdr>
-        <w:left w:val="single" w:color="8A8A8A" w:sz="24" w:space="12"/>
-      </w:pBdr>
-      <w:shd w:val="clear" w:color="auto" w:fill="F5F5F5"/>
-      <w:spacing w:before="120" w:after="120"/>
-      <w:ind w:left="1920" w:right="480" w:firstLine="0"/>
-    </w:pPr>
-    <w:rPr>
-      <w:color w:val="666666"/>
-      <w:sz w:val="21"/>
-      <w:szCs w:val="21"/>
-    </w:rPr>
-  </w:style>
-  <w:style w:type="paragraph" w:customStyle="1" w:styleId="25">
-    <w:name w:val="Citation 8"/>
-    <w:basedOn w:val="1"/>
-    <w:next w:val="1"/>
-    <w:qFormat/>
-    <w:uiPriority w:val="29"/>
-    <w:pPr>
-      <w:pBdr>
-        <w:left w:val="single" w:color="7F7F7F" w:sz="24" w:space="12"/>
-      </w:pBdr>
-      <w:shd w:val="clear" w:color="auto" w:fill="F5F5F5"/>
-      <w:spacing w:before="120" w:after="120"/>
-      <w:ind w:left="2160" w:right="480" w:firstLine="0"/>
-    </w:pPr>
-    <w:rPr>
-      <w:color w:val="666666"/>
-      <w:sz w:val="21"/>
-      <w:szCs w:val="21"/>
-    </w:rPr>
-  </w:style>
-  <w:style w:type="paragraph" w:customStyle="1" w:styleId="26">
-    <w:name w:val="Citation 9"/>
-    <w:basedOn w:val="1"/>
-    <w:next w:val="1"/>
-    <w:qFormat/>
-    <w:uiPriority w:val="29"/>
-    <w:pPr>
-      <w:pBdr>
-        <w:left w:val="single" w:color="747474" w:sz="24" w:space="12"/>
-      </w:pBdr>
-      <w:shd w:val="clear" w:color="auto" w:fill="F5F5F5"/>
-      <w:spacing w:before="120" w:after="120"/>
-      <w:ind w:left="2400" w:right="480" w:firstLine="0"/>
-    </w:pPr>
-    <w:rPr>
-      <w:color w:val="666666"/>
-      <w:sz w:val="21"/>
-      <w:szCs w:val="21"/>
-    </w:rPr>
-  </w:style>
-  <w:style w:type="paragraph" w:customStyle="1" w:styleId="27">
     <w:name w:val="Bloc de code"/>
     <w:basedOn w:val="1"/>
     <w:next w:val="1"/>
@@ -799,7 +610,7 @@
       <w:szCs w:val="20"/>
     </w:rPr>
   </w:style>
-  <w:style w:type="character" w:customStyle="1" w:styleId="28">
+  <w:style w:type="character" w:customStyle="1" w:styleId="20">
     <w:name w:val="Code en ligne"/>
     <w:basedOn w:val="15"/>
     <w:qFormat/>
@@ -809,7 +620,25 @@
       <w:shd w:val="clear" w:color="auto" w:fill="F0F0F0"/>
     </w:rPr>
   </w:style>
-  <w:style w:type="paragraph" w:customStyle="1" w:styleId="29">
+  <w:style w:type="paragraph" w:customStyle="1" w:styleId="21">
+    <w:name w:val="Bloc de formule"/>
+    <w:basedOn w:val="1"/>
+    <w:next w:val="1"/>
+    <w:qFormat/>
+    <w:uiPriority w:val="29"/>
+    <w:pPr>
+      <w:spacing w:before="120" w:after="120"/>
+      <w:ind w:firstLine="0"/>
+      <w:jc w:val="center"/>
+    </w:pPr>
+  </w:style>
+  <w:style w:type="character" w:customStyle="1" w:styleId="22">
+    <w:name w:val="Formule en ligne"/>
+    <w:basedOn w:val="15"/>
+    <w:qFormat/>
+    <w:uiPriority w:val="29"/>
+  </w:style>
+  <w:style w:type="paragraph" w:customStyle="1" w:styleId="23">
     <w:name w:val="Bloc de liste"/>
     <w:basedOn w:val="1"/>
     <w:qFormat/>
@@ -819,25 +648,7 @@
       <w:contextualSpacing/>
     </w:pPr>
   </w:style>
-  <w:style w:type="paragraph" w:customStyle="1" w:styleId="30">
-    <w:name w:val="Bloc de formule"/>
-    <w:basedOn w:val="1"/>
-    <w:next w:val="1"/>
-    <w:qFormat/>
-    <w:uiPriority w:val="29"/>
-    <w:pPr>
-      <w:spacing w:before="120" w:after="120"/>
-      <w:ind w:firstLine="0"/>
-      <w:jc w:val="center"/>
-    </w:pPr>
-  </w:style>
-  <w:style w:type="character" w:customStyle="1" w:styleId="31">
-    <w:name w:val="Formule en ligne"/>
-    <w:basedOn w:val="15"/>
-    <w:qFormat/>
-    <w:uiPriority w:val="29"/>
-  </w:style>
-  <w:style w:type="paragraph" w:customStyle="1" w:styleId="32">
+  <w:style w:type="paragraph" w:customStyle="1" w:styleId="24">
     <w:name w:val="Ligne de séparation 1"/>
     <w:basedOn w:val="1"/>
     <w:next w:val="1"/>
@@ -851,7 +662,7 @@
       <w:ind w:firstLine="0"/>
     </w:pPr>
   </w:style>
-  <w:style w:type="paragraph" w:customStyle="1" w:styleId="33">
+  <w:style w:type="paragraph" w:customStyle="1" w:styleId="25">
     <w:name w:val="Ligne de séparation 2"/>
     <w:basedOn w:val="1"/>
     <w:next w:val="1"/>
@@ -865,7 +676,7 @@
       <w:ind w:firstLine="0"/>
     </w:pPr>
   </w:style>
-  <w:style w:type="paragraph" w:customStyle="1" w:styleId="34">
+  <w:style w:type="paragraph" w:customStyle="1" w:styleId="26">
     <w:name w:val="Ligne de séparation 3"/>
     <w:basedOn w:val="1"/>
     <w:next w:val="1"/>
@@ -879,23 +690,7 @@
       <w:ind w:firstLine="0"/>
     </w:pPr>
   </w:style>
-  <w:style w:type="paragraph" w:customStyle="1" w:styleId="35">
-    <w:name w:val="Paragraphe du corps"/>
-    <w:basedOn w:val="1"/>
-    <w:qFormat/>
-    <w:uiPriority w:val="1"/>
-    <w:pPr>
-      <w:spacing w:after="120"/>
-      <w:ind w:firstLine="0"/>
-      <w:jc w:val="left"/>
-    </w:pPr>
-    <w:rPr>
-      <w:rFonts w:ascii="Times New Roman" w:hAnsi="Times New Roman" w:eastAsia="宋体"/>
-      <w:sz w:val="24"/>
-      <w:szCs w:val="24"/>
-    </w:rPr>
-  </w:style>
-  <w:style w:type="paragraph" w:customStyle="1" w:styleId="36">
+  <w:style w:type="paragraph" w:customStyle="1" w:styleId="27">
     <w:name w:val="Contenu du tableau"/>
     <w:basedOn w:val="1"/>
     <w:qFormat/>
@@ -910,7 +705,7 @@
       <w:szCs w:val="21"/>
     </w:rPr>
   </w:style>
-  <w:style w:type="table" w:customStyle="1" w:styleId="37">
+  <w:style w:type="table" w:customStyle="1" w:styleId="28">
     <w:name w:val="Tableau à trois lignes"/>
     <w:qFormat/>
     <w:uiPriority w:val="59"/>
@@ -928,7 +723,7 @@
       </w:tcPr>
     </w:tblStylePr>
   </w:style>
-  <w:style w:type="table" w:customStyle="1" w:styleId="38">
+  <w:style w:type="table" w:customStyle="1" w:styleId="29">
     <w:name w:val="Tableau grille"/>
     <w:qFormat/>
     <w:uiPriority w:val="39"/>
@@ -945,6 +740,198 @@
         <w:insideV w:val="single" w:color="auto" w:sz="4" w:space="0"/>
       </w:tblBorders>
     </w:tblPr>
+  </w:style>
+  <w:style w:type="paragraph" w:customStyle="1" w:styleId="30">
+    <w:name w:val="Paragraphe d'image"/>
+    <w:basedOn w:val="1"/>
+    <w:next w:val="1"/>
+    <w:qFormat/>
+    <w:uiPriority w:val="39"/>
+    <w:pPr>
+      <w:spacing w:before="120" w:after="120" w:line="240" w:lineRule="auto"/>
+      <w:ind w:firstLine="0"/>
+      <w:jc w:val="center"/>
+    </w:pPr>
+  </w:style>
+  <w:style w:type="paragraph" w:customStyle="1" w:styleId="31">
+    <w:name w:val="Citation 1"/>
+    <w:basedOn w:val="1"/>
+    <w:next w:val="1"/>
+    <w:qFormat/>
+    <w:uiPriority w:val="29"/>
+    <w:pPr>
+      <w:pBdr>
+        <w:left w:val="single" w:color="CCCCCC" w:sz="24" w:space="12"/>
+      </w:pBdr>
+      <w:shd w:val="clear" w:color="auto" w:fill="F5F5F5"/>
+      <w:spacing w:before="120" w:after="120"/>
+      <w:ind w:left="480" w:right="480" w:firstLine="0"/>
+    </w:pPr>
+    <w:rPr>
+      <w:color w:val="666666"/>
+      <w:sz w:val="21"/>
+      <w:szCs w:val="21"/>
+    </w:rPr>
+  </w:style>
+  <w:style w:type="paragraph" w:customStyle="1" w:styleId="32">
+    <w:name w:val="Citation 2"/>
+    <w:basedOn w:val="1"/>
+    <w:next w:val="1"/>
+    <w:qFormat/>
+    <w:uiPriority w:val="29"/>
+    <w:pPr>
+      <w:pBdr>
+        <w:left w:val="single" w:color="C1C1C1" w:sz="24" w:space="12"/>
+      </w:pBdr>
+      <w:shd w:val="clear" w:color="auto" w:fill="F5F5F5"/>
+      <w:spacing w:before="120" w:after="120"/>
+      <w:ind w:left="720" w:right="480" w:firstLine="0"/>
+    </w:pPr>
+    <w:rPr>
+      <w:color w:val="666666"/>
+      <w:sz w:val="21"/>
+      <w:szCs w:val="21"/>
+    </w:rPr>
+  </w:style>
+  <w:style w:type="paragraph" w:customStyle="1" w:styleId="33">
+    <w:name w:val="Citation 3"/>
+    <w:basedOn w:val="1"/>
+    <w:next w:val="1"/>
+    <w:qFormat/>
+    <w:uiPriority w:val="29"/>
+    <w:pPr>
+      <w:pBdr>
+        <w:left w:val="single" w:color="B6B6B6" w:sz="24" w:space="12"/>
+      </w:pBdr>
+      <w:shd w:val="clear" w:color="auto" w:fill="F5F5F5"/>
+      <w:spacing w:before="120" w:after="120"/>
+      <w:ind w:left="960" w:right="480" w:firstLine="0"/>
+    </w:pPr>
+    <w:rPr>
+      <w:color w:val="666666"/>
+      <w:sz w:val="21"/>
+      <w:szCs w:val="21"/>
+    </w:rPr>
+  </w:style>
+  <w:style w:type="paragraph" w:customStyle="1" w:styleId="34">
+    <w:name w:val="Citation 4"/>
+    <w:basedOn w:val="1"/>
+    <w:next w:val="1"/>
+    <w:qFormat/>
+    <w:uiPriority w:val="29"/>
+    <w:pPr>
+      <w:pBdr>
+        <w:left w:val="single" w:color="ABABAB" w:sz="24" w:space="12"/>
+      </w:pBdr>
+      <w:shd w:val="clear" w:color="auto" w:fill="F5F5F5"/>
+      <w:spacing w:before="120" w:after="120"/>
+      <w:ind w:left="1200" w:right="480" w:firstLine="0"/>
+    </w:pPr>
+    <w:rPr>
+      <w:color w:val="666666"/>
+      <w:sz w:val="21"/>
+      <w:szCs w:val="21"/>
+    </w:rPr>
+  </w:style>
+  <w:style w:type="paragraph" w:customStyle="1" w:styleId="35">
+    <w:name w:val="Citation 5"/>
+    <w:basedOn w:val="1"/>
+    <w:next w:val="1"/>
+    <w:qFormat/>
+    <w:uiPriority w:val="29"/>
+    <w:pPr>
+      <w:pBdr>
+        <w:left w:val="single" w:color="A0A0A0" w:sz="24" w:space="12"/>
+      </w:pBdr>
+      <w:shd w:val="clear" w:color="auto" w:fill="F5F5F5"/>
+      <w:spacing w:before="120" w:after="120"/>
+      <w:ind w:left="1440" w:right="480" w:firstLine="0"/>
+    </w:pPr>
+    <w:rPr>
+      <w:color w:val="666666"/>
+      <w:sz w:val="21"/>
+      <w:szCs w:val="21"/>
+    </w:rPr>
+  </w:style>
+  <w:style w:type="paragraph" w:customStyle="1" w:styleId="36">
+    <w:name w:val="Citation 6"/>
+    <w:basedOn w:val="1"/>
+    <w:next w:val="1"/>
+    <w:qFormat/>
+    <w:uiPriority w:val="29"/>
+    <w:pPr>
+      <w:pBdr>
+        <w:left w:val="single" w:color="959595" w:sz="24" w:space="12"/>
+      </w:pBdr>
+      <w:shd w:val="clear" w:color="auto" w:fill="F5F5F5"/>
+      <w:spacing w:before="120" w:after="120"/>
+      <w:ind w:left="1680" w:right="480" w:firstLine="0"/>
+    </w:pPr>
+    <w:rPr>
+      <w:color w:val="666666"/>
+      <w:sz w:val="21"/>
+      <w:szCs w:val="21"/>
+    </w:rPr>
+  </w:style>
+  <w:style w:type="paragraph" w:customStyle="1" w:styleId="37">
+    <w:name w:val="Citation 7"/>
+    <w:basedOn w:val="1"/>
+    <w:next w:val="1"/>
+    <w:qFormat/>
+    <w:uiPriority w:val="29"/>
+    <w:pPr>
+      <w:pBdr>
+        <w:left w:val="single" w:color="8A8A8A" w:sz="24" w:space="12"/>
+      </w:pBdr>
+      <w:shd w:val="clear" w:color="auto" w:fill="F5F5F5"/>
+      <w:spacing w:before="120" w:after="120"/>
+      <w:ind w:left="1920" w:right="480" w:firstLine="0"/>
+    </w:pPr>
+    <w:rPr>
+      <w:color w:val="666666"/>
+      <w:sz w:val="21"/>
+      <w:szCs w:val="21"/>
+    </w:rPr>
+  </w:style>
+  <w:style w:type="paragraph" w:customStyle="1" w:styleId="38">
+    <w:name w:val="Citation 8"/>
+    <w:basedOn w:val="1"/>
+    <w:next w:val="1"/>
+    <w:qFormat/>
+    <w:uiPriority w:val="29"/>
+    <w:pPr>
+      <w:pBdr>
+        <w:left w:val="single" w:color="7F7F7F" w:sz="24" w:space="12"/>
+      </w:pBdr>
+      <w:shd w:val="clear" w:color="auto" w:fill="F5F5F5"/>
+      <w:spacing w:before="120" w:after="120"/>
+      <w:ind w:left="2160" w:right="480" w:firstLine="0"/>
+    </w:pPr>
+    <w:rPr>
+      <w:color w:val="666666"/>
+      <w:sz w:val="21"/>
+      <w:szCs w:val="21"/>
+    </w:rPr>
+  </w:style>
+  <w:style w:type="paragraph" w:customStyle="1" w:styleId="39">
+    <w:name w:val="Citation 9"/>
+    <w:basedOn w:val="1"/>
+    <w:next w:val="1"/>
+    <w:qFormat/>
+    <w:uiPriority w:val="29"/>
+    <w:pPr>
+      <w:pBdr>
+        <w:left w:val="single" w:color="747474" w:sz="24" w:space="12"/>
+      </w:pBdr>
+      <w:shd w:val="clear" w:color="auto" w:fill="F5F5F5"/>
+      <w:spacing w:before="120" w:after="120"/>
+      <w:ind w:left="2400" w:right="480" w:firstLine="0"/>
+    </w:pPr>
+    <w:rPr>
+      <w:color w:val="666666"/>
+      <w:sz w:val="21"/>
+      <w:szCs w:val="21"/>
+    </w:rPr>
   </w:style>
 </w:styles>
 </file>
